--- a/Katalina_Vasquez_Resume_2026.docx
+++ b/Katalina_Vasquez_Resume_2026.docx
@@ -44,7 +44,7 @@
           <w:color w:val="555555"/>
           <w:sz w:val="17"/>
         </w:rPr>
-        <w:t>Los Angeles, CA  |  hello.katalinakv@gmail.com  |  linkedin.com/in/katalinav1  |  katalinav.notion.site/portfolio</w:t>
+        <w:t>Los Angeles, CA  |  hello.katalinakv@gmail.com  |  linkedin.com/in/katalinav1  |  katalinaisland.online</w:t>
       </w:r>
     </w:p>
     <w:p>

--- a/Katalina_Vasquez_Resume_2026.docx
+++ b/Katalina_Vasquez_Resume_2026.docx
@@ -44,7 +44,7 @@
           <w:color w:val="555555"/>
           <w:sz w:val="17"/>
         </w:rPr>
-        <w:t>Los Angeles, CA  |  hello.katalinakv@gmail.com  |  linkedin.com/in/katalinav1  |  katalinaisland.online</w:t>
+        <w:t>Los Angeles, CA  |  hello.katalinav@gmail.com  |  linkedin.com/in/katalinav1  |  katalinaisland.online</w:t>
       </w:r>
     </w:p>
     <w:p>

--- a/Katalina_Vasquez_Resume_2026.docx
+++ b/Katalina_Vasquez_Resume_2026.docx
@@ -158,7 +158,7 @@
           <w:i w:val="0"/>
           <w:sz w:val="20"/>
         </w:rPr>
-        <w:t>Co-Founder &amp; Creative/Product Designer</w:t>
+        <w:t>Co-Founder &amp; Founding Designer</w:t>
       </w:r>
     </w:p>
     <w:p>
